--- a/documentacion_proyecto/Documentación_de_Proyecto.docx
+++ b/documentacion_proyecto/Documentación_de_Proyecto.docx
@@ -3664,7 +3664,29 @@
           <w:color w:val="16304F"/>
           <w:rtl w:val="0"/>
         </w:rPr>
-        <w:t>Universidad Tecnológica Nacional, Facultad Regional Tucumán. (2012). Buenas prácticas en proyectos informáticos. edUTecNe. http://www.edutecne.utn.edu.ar (Estructuras de tablas e indicadores: pp. 56-62).</w:t>
+        <w:t xml:space="preserve">Universidad Tecnológica Nacional, Facultad Regional Tucumán. (2012). </w:t>
+      </w:r>
+      <w:r>
+        <w:rPr>
+          <w:rFonts w:ascii="IBM Plex Sans" w:cs="IBM Plex Sans" w:eastAsia="IBM Plex Sans" w:hAnsi="IBM Plex Sans"/>
+          <w:b w:val="1"/>
+          <w:bCs w:val="1"/>
+          <w:i/>
+          <w:color w:val="16304F"/>
+          <w:rtl w:val="0"/>
+        </w:rPr>
+        <w:t>Buenas prácticas en proyectos informáticos</w:t>
+      </w:r>
+      <w:r>
+        <w:rPr>
+          <w:rFonts w:ascii="IBM Plex Sans" w:cs="IBM Plex Sans" w:eastAsia="IBM Plex Sans" w:hAnsi="IBM Plex Sans"/>
+          <w:b w:val="1"/>
+          <w:bCs w:val="1"/>
+          <w:i w:val="0"/>
+          <w:color w:val="16304F"/>
+          <w:rtl w:val="0"/>
+        </w:rPr>
+        <w:t>. edUTecNe. http://www.edutecne.utn.edu.ar (Estructuras de tablas e indicadores: pp. 56-62).</w:t>
       </w:r>
     </w:p>
     <w:p>

--- a/documentacion_proyecto/Documentación_de_Proyecto.docx
+++ b/documentacion_proyecto/Documentación_de_Proyecto.docx
@@ -3607,7 +3607,7 @@
               <w:b w:val="1"/>
               <w:bCs w:val="1"/>
               <w:color w:val="16304F"/>
-              <w:shd w:fill="f6b26b" w:val="clear"/>
+              <w:shd w:fill="9C5C0A" w:val="clear"/>
               <w:rPrChange w:author="Lourdes Pedaci" w:id="0" w:date="2026-08-28T23:32:21Z">
                 <w:rPr>
                   <w:rFonts w:ascii="IBM Plex Sans" w:cs="IBM Plex Sans" w:eastAsia="IBM Plex Sans" w:hAnsi="IBM Plex Sans"/>
@@ -3687,6 +3687,282 @@
           <w:rtl w:val="0"/>
         </w:rPr>
         <w:t>. edUTecNe. http://www.edutecne.utn.edu.ar (Estructuras de tablas e indicadores: pp. 56-62).</w:t>
+      </w:r>
+    </w:p>
+    <w:p>
+      <w:pPr>
+        <w:spacing w:before="200" w:line="480" w:lineRule="auto"/>
+        <w:ind w:left="709" w:hanging="709"/>
+        <w:jc w:val="both"/>
+        <w:rPr>
+          <w:rFonts w:ascii="IBM Plex Sans" w:cs="IBM Plex Sans" w:eastAsia="IBM Plex Sans" w:hAnsi="IBM Plex Sans"/>
+          <w:b w:val="1"/>
+          <w:bCs w:val="1"/>
+          <w:color w:val="16304F"/>
+        </w:rPr>
+      </w:pPr>
+      <w:r>
+        <w:rPr>
+          <w:rFonts w:ascii="IBM Plex Sans" w:cs="IBM Plex Sans" w:eastAsia="IBM Plex Sans" w:hAnsi="IBM Plex Sans"/>
+          <w:b w:val="1"/>
+          <w:bCs w:val="1"/>
+          <w:i w:val="0"/>
+          <w:color w:val="16304F"/>
+          <w:rtl w:val="0"/>
+        </w:rPr>
+        <w:t xml:space="preserve">Panasonic Corporation. (2019). </w:t>
+      </w:r>
+      <w:r>
+        <w:rPr>
+          <w:rFonts w:ascii="IBM Plex Sans" w:cs="IBM Plex Sans" w:eastAsia="IBM Plex Sans" w:hAnsi="IBM Plex Sans"/>
+          <w:b w:val="1"/>
+          <w:bCs w:val="1"/>
+          <w:i/>
+          <w:color w:val="16304F"/>
+          <w:rtl w:val="0"/>
+        </w:rPr>
+        <w:t>AQY212GH: PhotoMOS relay, general purpose 60 V, 1 A</w:t>
+      </w:r>
+      <w:r>
+        <w:rPr>
+          <w:rFonts w:ascii="IBM Plex Sans" w:cs="IBM Plex Sans" w:eastAsia="IBM Plex Sans" w:hAnsi="IBM Plex Sans"/>
+          <w:b w:val="1"/>
+          <w:bCs w:val="1"/>
+          <w:i w:val="0"/>
+          <w:color w:val="16304F"/>
+          <w:rtl w:val="0"/>
+        </w:rPr>
+        <w:t xml:space="preserve"> [Hoja de datos]. Panasonic Industrial Devices. https://industrial.panasonic.com</w:t>
+      </w:r>
+    </w:p>
+    <w:p>
+      <w:pPr>
+        <w:spacing w:before="200" w:line="480" w:lineRule="auto"/>
+        <w:ind w:left="709" w:hanging="709"/>
+        <w:jc w:val="both"/>
+        <w:rPr>
+          <w:rFonts w:ascii="IBM Plex Sans" w:cs="IBM Plex Sans" w:eastAsia="IBM Plex Sans" w:hAnsi="IBM Plex Sans"/>
+          <w:b w:val="1"/>
+          <w:bCs w:val="1"/>
+          <w:color w:val="16304F"/>
+        </w:rPr>
+      </w:pPr>
+      <w:r>
+        <w:rPr>
+          <w:rFonts w:ascii="IBM Plex Sans" w:cs="IBM Plex Sans" w:eastAsia="IBM Plex Sans" w:hAnsi="IBM Plex Sans"/>
+          <w:b w:val="1"/>
+          <w:bCs w:val="1"/>
+          <w:i w:val="0"/>
+          <w:color w:val="16304F"/>
+          <w:rtl w:val="0"/>
+        </w:rPr>
+        <w:t xml:space="preserve">Omron Corporation. (2020). </w:t>
+      </w:r>
+      <w:r>
+        <w:rPr>
+          <w:rFonts w:ascii="IBM Plex Sans" w:cs="IBM Plex Sans" w:eastAsia="IBM Plex Sans" w:hAnsi="IBM Plex Sans"/>
+          <w:b w:val="1"/>
+          <w:bCs w:val="1"/>
+          <w:i/>
+          <w:color w:val="16304F"/>
+          <w:rtl w:val="0"/>
+        </w:rPr>
+        <w:t>Solid state relays: technical guide</w:t>
+      </w:r>
+      <w:r>
+        <w:rPr>
+          <w:rFonts w:ascii="IBM Plex Sans" w:cs="IBM Plex Sans" w:eastAsia="IBM Plex Sans" w:hAnsi="IBM Plex Sans"/>
+          <w:b w:val="1"/>
+          <w:bCs w:val="1"/>
+          <w:i w:val="0"/>
+          <w:color w:val="16304F"/>
+          <w:rtl w:val="0"/>
+        </w:rPr>
+        <w:t xml:space="preserve"> [Hoja de datos]. Omron Electronic Components. (Corriente mínima de carga en salidas con triac).</w:t>
+      </w:r>
+    </w:p>
+    <w:p>
+      <w:pPr>
+        <w:spacing w:before="200" w:line="480" w:lineRule="auto"/>
+        <w:ind w:left="709" w:hanging="709"/>
+        <w:jc w:val="both"/>
+        <w:rPr>
+          <w:rFonts w:ascii="IBM Plex Sans" w:cs="IBM Plex Sans" w:eastAsia="IBM Plex Sans" w:hAnsi="IBM Plex Sans"/>
+          <w:b w:val="1"/>
+          <w:bCs w:val="1"/>
+          <w:color w:val="16304F"/>
+        </w:rPr>
+      </w:pPr>
+      <w:r>
+        <w:rPr>
+          <w:rFonts w:ascii="IBM Plex Sans" w:cs="IBM Plex Sans" w:eastAsia="IBM Plex Sans" w:hAnsi="IBM Plex Sans"/>
+          <w:b w:val="1"/>
+          <w:bCs w:val="1"/>
+          <w:i w:val="0"/>
+          <w:color w:val="16304F"/>
+          <w:rtl w:val="0"/>
+        </w:rPr>
+        <w:t xml:space="preserve">Espressif Systems. (2023). </w:t>
+      </w:r>
+      <w:r>
+        <w:rPr>
+          <w:rFonts w:ascii="IBM Plex Sans" w:cs="IBM Plex Sans" w:eastAsia="IBM Plex Sans" w:hAnsi="IBM Plex Sans"/>
+          <w:b w:val="1"/>
+          <w:bCs w:val="1"/>
+          <w:i/>
+          <w:color w:val="16304F"/>
+          <w:rtl w:val="0"/>
+        </w:rPr>
+        <w:t>ESP32 series datasheet (versión 4.3)</w:t>
+      </w:r>
+      <w:r>
+        <w:rPr>
+          <w:rFonts w:ascii="IBM Plex Sans" w:cs="IBM Plex Sans" w:eastAsia="IBM Plex Sans" w:hAnsi="IBM Plex Sans"/>
+          <w:b w:val="1"/>
+          <w:bCs w:val="1"/>
+          <w:i w:val="0"/>
+          <w:color w:val="16304F"/>
+          <w:rtl w:val="0"/>
+        </w:rPr>
+        <w:t>. Espressif Systems (Shanghai) Co., Ltd. https://www.espressif.com</w:t>
+      </w:r>
+    </w:p>
+    <w:p>
+      <w:pPr>
+        <w:spacing w:before="200" w:line="480" w:lineRule="auto"/>
+        <w:ind w:left="709" w:hanging="709"/>
+        <w:jc w:val="both"/>
+        <w:rPr>
+          <w:rFonts w:ascii="IBM Plex Sans" w:cs="IBM Plex Sans" w:eastAsia="IBM Plex Sans" w:hAnsi="IBM Plex Sans"/>
+          <w:b w:val="1"/>
+          <w:bCs w:val="1"/>
+          <w:color w:val="16304F"/>
+        </w:rPr>
+      </w:pPr>
+      <w:r>
+        <w:rPr>
+          <w:rFonts w:ascii="IBM Plex Sans" w:cs="IBM Plex Sans" w:eastAsia="IBM Plex Sans" w:hAnsi="IBM Plex Sans"/>
+          <w:b w:val="1"/>
+          <w:bCs w:val="1"/>
+          <w:i w:val="0"/>
+          <w:color w:val="16304F"/>
+          <w:rtl w:val="0"/>
+        </w:rPr>
+        <w:t xml:space="preserve">World Wide Web Consortium. (2021). </w:t>
+      </w:r>
+      <w:r>
+        <w:rPr>
+          <w:rFonts w:ascii="IBM Plex Sans" w:cs="IBM Plex Sans" w:eastAsia="IBM Plex Sans" w:hAnsi="IBM Plex Sans"/>
+          <w:b w:val="1"/>
+          <w:bCs w:val="1"/>
+          <w:i/>
+          <w:color w:val="16304F"/>
+          <w:rtl w:val="0"/>
+        </w:rPr>
+        <w:t>Web Authentication: An API for accessing public key credentials, Level 2</w:t>
+      </w:r>
+      <w:r>
+        <w:rPr>
+          <w:rFonts w:ascii="IBM Plex Sans" w:cs="IBM Plex Sans" w:eastAsia="IBM Plex Sans" w:hAnsi="IBM Plex Sans"/>
+          <w:b w:val="1"/>
+          <w:bCs w:val="1"/>
+          <w:i w:val="0"/>
+          <w:color w:val="16304F"/>
+          <w:rtl w:val="0"/>
+        </w:rPr>
+        <w:t>. W3C Recommendation. https://www.w3.org/TR/webauthn-2/</w:t>
+      </w:r>
+    </w:p>
+    <w:p>
+      <w:pPr>
+        <w:spacing w:before="200" w:line="480" w:lineRule="auto"/>
+        <w:ind w:left="709" w:hanging="709"/>
+        <w:jc w:val="both"/>
+        <w:rPr>
+          <w:rFonts w:ascii="IBM Plex Sans" w:cs="IBM Plex Sans" w:eastAsia="IBM Plex Sans" w:hAnsi="IBM Plex Sans"/>
+          <w:b w:val="1"/>
+          <w:bCs w:val="1"/>
+          <w:color w:val="16304F"/>
+        </w:rPr>
+      </w:pPr>
+      <w:r>
+        <w:rPr>
+          <w:rFonts w:ascii="IBM Plex Sans" w:cs="IBM Plex Sans" w:eastAsia="IBM Plex Sans" w:hAnsi="IBM Plex Sans"/>
+          <w:b w:val="1"/>
+          <w:bCs w:val="1"/>
+          <w:i w:val="0"/>
+          <w:color w:val="16304F"/>
+          <w:rtl w:val="0"/>
+        </w:rPr>
+        <w:t xml:space="preserve">Vamatex S.p.A. (1989). </w:t>
+      </w:r>
+      <w:r>
+        <w:rPr>
+          <w:rFonts w:ascii="IBM Plex Sans" w:cs="IBM Plex Sans" w:eastAsia="IBM Plex Sans" w:hAnsi="IBM Plex Sans"/>
+          <w:b w:val="1"/>
+          <w:bCs w:val="1"/>
+          <w:i/>
+          <w:color w:val="16304F"/>
+          <w:rtl w:val="0"/>
+        </w:rPr>
+        <w:t>Telaio C 201: manuale di uso e manutenzione</w:t>
+      </w:r>
+      <w:r>
+        <w:rPr>
+          <w:rFonts w:ascii="IBM Plex Sans" w:cs="IBM Plex Sans" w:eastAsia="IBM Plex Sans" w:hAnsi="IBM Plex Sans"/>
+          <w:b w:val="1"/>
+          <w:bCs w:val="1"/>
+          <w:i w:val="0"/>
+          <w:color w:val="16304F"/>
+          <w:rtl w:val="0"/>
+        </w:rPr>
+        <w:t>. Vamatex, Bérgamo, Italia. (Documentación original de la máquina, matrícula 1104).</w:t>
+      </w:r>
+    </w:p>
+    <w:p>
+      <w:pPr>
+        <w:spacing w:before="200" w:line="480" w:lineRule="auto"/>
+        <w:ind w:left="709" w:hanging="709"/>
+        <w:jc w:val="both"/>
+        <w:rPr>
+          <w:rFonts w:ascii="IBM Plex Sans" w:cs="IBM Plex Sans" w:eastAsia="IBM Plex Sans" w:hAnsi="IBM Plex Sans"/>
+          <w:b w:val="1"/>
+          <w:bCs w:val="1"/>
+          <w:color w:val="16304F"/>
+        </w:rPr>
+      </w:pPr>
+      <w:r>
+        <w:rPr>
+          <w:rFonts w:ascii="IBM Plex Sans" w:cs="IBM Plex Sans" w:eastAsia="IBM Plex Sans" w:hAnsi="IBM Plex Sans"/>
+          <w:b w:val="1"/>
+          <w:bCs w:val="1"/>
+          <w:i w:val="0"/>
+          <w:color w:val="16304F"/>
+          <w:rtl w:val="0"/>
+        </w:rPr>
+        <w:t xml:space="preserve">Poder Legislativo de la Nación Argentina. (1972). </w:t>
+      </w:r>
+      <w:r>
+        <w:rPr>
+          <w:rFonts w:ascii="IBM Plex Sans" w:cs="IBM Plex Sans" w:eastAsia="IBM Plex Sans" w:hAnsi="IBM Plex Sans"/>
+          <w:b w:val="1"/>
+          <w:bCs w:val="1"/>
+          <w:i/>
+          <w:color w:val="16304F"/>
+          <w:rtl w:val="0"/>
+        </w:rPr>
+        <w:t>Ley N.º 19.587 de Higiene y Seguridad en el Trabajo</w:t>
+      </w:r>
+      <w:r>
+        <w:rPr>
+          <w:rFonts w:ascii="IBM Plex Sans" w:cs="IBM Plex Sans" w:eastAsia="IBM Plex Sans" w:hAnsi="IBM Plex Sans"/>
+          <w:b w:val="1"/>
+          <w:bCs w:val="1"/>
+          <w:i w:val="0"/>
+          <w:color w:val="16304F"/>
+          <w:rtl w:val="0"/>
+        </w:rPr>
+        <w:t xml:space="preserve"> y su Decreto Reglamentario 351/79. Boletín Oficial de la República Argentina. (Anexo V: niveles de ruido en ambientes laborales).</w:t>
       </w:r>
     </w:p>
     <w:p>
